--- a/Отчет_заполненный.docx
+++ b/Отчет_заполненный.docx
@@ -56,7 +56,7 @@
           <w:szCs w:val="28"/>
           <w:lang w:val="ru-RU"/>
         </w:rPr>
-        <w:t>0</w:t>
+        <w:t>4</w:t>
       </w:r>
       <w:r>
         <w:rPr>
@@ -81,7 +81,7 @@
           <w:szCs w:val="28"/>
           <w:lang w:val="ru-RU"/>
         </w:rPr>
-        <w:t>3</w:t>
+        <w:t>4</w:t>
       </w:r>
       <w:r>
         <w:rPr>
@@ -98,7 +98,7 @@
           <w:szCs w:val="28"/>
           <w:lang w:val="ru-RU"/>
         </w:rPr>
-        <w:t>5</w:t>
+        <w:t>6</w:t>
       </w:r>
       <w:r>
         <w:rPr>
@@ -2199,7 +2199,7 @@
           <w:i w:val="0"/>
           <w:sz w:val="28"/>
         </w:rPr>
-        <w:t>Сайт стартап-проекта Boostaurant опубликован по адресу https://boostaurant.ru/. Доменное имя boostaurant.ru зарегистрировано у регистратора REG.RU; обслуживание зоны выполняется DNS-серверами регистратора.</w:t>
+        <w:t>Сайт стартап-проекта Boostaurant опубликован по адресу https://www.boostaurant.ru/project/. Доменное имя boostaurant.ru зарегистрировано у регистратора REG.RU; обслуживание зоны выполняется DNS-серверами регистратора.</w:t>
       </w:r>
     </w:p>
     <w:p>
@@ -2215,7 +2215,7 @@
           <w:i w:val="0"/>
           <w:sz w:val="28"/>
         </w:rPr>
-        <w:t>Сайт размещён на выделенном виртуальном сервере (VPS) хостинг-провайдера Beget под управлением Ubuntu 24.04. Веб-сервер – Caddy; соединение защищено протоколом HTTPS с сертификатом Let's Encrypt, выпуск и продление которого выполняются веб-сервером автоматически.</w:t>
+        <w:t>Сайт размещён в объектном хранилище Yandex Object Storage в режиме хостинга статического сайта. Соединение защищено протоколом HTTPS с сертификатом Let's Encrypt, выпуск и продление которого выполняются средствами Yandex Certificate Manager. Размещение в объектном хранилище выбрано вместо аренды виртуального сервера: сайт не содержит серверной логики, а стоимость хранения и раздачи статических файлов при характерной для проекта посещаемости несопоставимо ниже стоимости аренды сервера.</w:t>
       </w:r>
     </w:p>
     <w:p>
@@ -2231,7 +2231,7 @@
           <w:i w:val="0"/>
           <w:sz w:val="28"/>
         </w:rPr>
-        <w:t>Сайт выполнен как статический: страницы свёрстаны на HTML и CSS без использования конструкторов сайтов и серверной логики, поля ввода и формы сбора данных отсутствуют. Вёрстка адаптирована под мобильные устройства. Исходный код сайта хранится в репозитории проекта вместе с кодом платформы; публикация изменений на сервер выполняется сценарием развёртывания.</w:t>
+        <w:t>Сайт выполнен как статический: страницы свёрстаны на HTML и CSS без использования конструкторов сайтов и серверной логики, поля ввода и формы сбора данных отсутствуют. Вёрстка адаптирована под мобильные устройства. Исходный код сайта хранится в репозитории проекта вместе с кодом платформы; публикация изменений выполняется сценарием развёртывания.</w:t>
       </w:r>
     </w:p>
     <w:p>
@@ -2247,7 +2247,7 @@
           <w:i w:val="0"/>
           <w:sz w:val="28"/>
         </w:rPr>
-        <w:t>Сайт состоит из двух страниц.</w:t>
+        <w:t>Сайт состоит из двух страниц: страницы проекта, подготовленной в соответствии с требованиями Фонда содействия инновациям, и главной страницы, адресованной потенциальным заказчикам.</w:t>
       </w:r>
     </w:p>
     <w:p>
@@ -2263,16 +2263,16 @@
           <w:i w:val="0"/>
           <w:sz w:val="28"/>
         </w:rPr>
-        <w:t>Главная страница</w:t>
-      </w:r>
-      <w:r>
-        <w:rPr>
-          <w:rFonts w:ascii="Times New Roman" w:hAnsi="Times New Roman" w:cs="Times New Roman" w:eastAsia="Times New Roman"/>
-          <w:b w:val="0"/>
-          <w:i w:val="0"/>
-          <w:sz w:val="28"/>
-        </w:rPr>
-        <w:t xml:space="preserve"> (https://boostaurant.ru/) описывает продукт для владельцев и управляющих ресторанами и содержит условия пилотного внедрения. Первый экран страницы приведён на рисунке 1.</w:t>
+        <w:t>Страница проекта</w:t>
+      </w:r>
+      <w:r>
+        <w:rPr>
+          <w:rFonts w:ascii="Times New Roman" w:hAnsi="Times New Roman" w:cs="Times New Roman" w:eastAsia="Times New Roman"/>
+          <w:b w:val="0"/>
+          <w:i w:val="0"/>
+          <w:sz w:val="28"/>
+        </w:rPr>
+        <w:t xml:space="preserve"> (https://www.boostaurant.ru/project/) содержит сведения о разработке, выполненной за счёт средств гранта. Первый экран страницы приведён на рисунке 1.</w:t>
       </w:r>
     </w:p>
     <w:p>
@@ -2285,8 +2285,8 @@
       <w:r>
         <w:drawing>
           <wp:inline xmlns:a="http://schemas.openxmlformats.org/drawingml/2006/main" xmlns:pic="http://schemas.openxmlformats.org/drawingml/2006/picture">
-            <wp:extent cx="5760000" cy="3059858"/>
-            <wp:docPr id="4" name="Picture 4"/>
+            <wp:extent cx="5760000" cy="3600000"/>
+            <wp:docPr id="12" name="Picture 12"/>
             <wp:cNvGraphicFramePr>
               <a:graphicFrameLocks noChangeAspect="1"/>
             </wp:cNvGraphicFramePr>
@@ -2294,11 +2294,11 @@
               <a:graphicData uri="http://schemas.openxmlformats.org/drawingml/2006/picture">
                 <pic:pic>
                   <pic:nvPicPr>
-                    <pic:cNvPr id="0" name="site.png"/>
+                    <pic:cNvPr id="0" name="image.png"/>
                     <pic:cNvPicPr/>
                   </pic:nvPicPr>
                   <pic:blipFill>
-                    <a:blip r:embed="rId16"/>
+                    <a:blip r:embed="rId8"/>
                     <a:stretch>
                       <a:fillRect/>
                     </a:stretch>
@@ -2306,7 +2306,7 @@
                   <pic:spPr>
                     <a:xfrm>
                       <a:off x="0" y="0"/>
-                      <a:ext cx="5760000" cy="3059858"/>
+                      <a:ext cx="5760000" cy="3600000"/>
                     </a:xfrm>
                     <a:prstGeom prst="rect"/>
                   </pic:spPr>
@@ -2330,7 +2330,7 @@
           <w:i w:val="0"/>
           <w:sz w:val="28"/>
         </w:rPr>
-        <w:t>Рисунок 1 – Главная страница сайта, первый экран</w:t>
+        <w:t>Рисунок 1 – Страница проекта, первый экран</w:t>
       </w:r>
     </w:p>
     <w:p>
@@ -2347,7 +2347,7 @@
           <w:i w:val="0"/>
           <w:sz w:val="28"/>
         </w:rPr>
-        <w:t>Таблица 1 – Структура главной страницы</w:t>
+        <w:t>Таблица 1 – Структура страницы проекта</w:t>
       </w:r>
     </w:p>
     <w:tbl>
@@ -2413,7 +2413,7 @@
                 <w:i w:val="0"/>
                 <w:sz w:val="24"/>
               </w:rPr>
-              <w:t>Блок</w:t>
+              <w:t>Раздел</w:t>
             </w:r>
           </w:p>
         </w:tc>
@@ -2494,7 +2494,7 @@
                 <w:i w:val="0"/>
                 <w:sz w:val="24"/>
               </w:rPr>
-              <w:t>Обложка</w:t>
+              <w:t>Заголовок</w:t>
             </w:r>
           </w:p>
         </w:tc>
@@ -2520,7 +2520,7 @@
                 <w:i w:val="0"/>
                 <w:sz w:val="24"/>
               </w:rPr>
-              <w:t>Наименование и краткое описание продукта, ссылка для обращения</w:t>
+              <w:t>Наименование проекта, отметка о поддержке Фондом содействия инновациям, номер договора</w:t>
             </w:r>
           </w:p>
         </w:tc>
@@ -2574,7 +2574,7 @@
                 <w:i w:val="0"/>
                 <w:sz w:val="24"/>
               </w:rPr>
-              <w:t>Проблема</w:t>
+              <w:t>Аннотация</w:t>
             </w:r>
           </w:p>
         </w:tc>
@@ -2600,7 +2600,7 @@
                 <w:i w:val="0"/>
                 <w:sz w:val="24"/>
               </w:rPr>
-              <w:t>Разрыв между данными ресторана и информированностью официанта</w:t>
+              <w:t>Назначение продукта, решаемая задача, область применения</w:t>
             </w:r>
           </w:p>
         </w:tc>
@@ -2654,7 +2654,7 @@
                 <w:i w:val="0"/>
                 <w:sz w:val="24"/>
               </w:rPr>
-              <w:t>Как это работает</w:t>
+              <w:t>Технические характеристики</w:t>
             </w:r>
           </w:p>
         </w:tc>
@@ -2680,7 +2680,7 @@
                 <w:i w:val="0"/>
                 <w:sz w:val="24"/>
               </w:rPr>
-              <w:t>Три шага работы официанта с ботом</w:t>
+              <w:t>Состав платформы, используемые технологии, требования к серверу, состав обрабатываемых персональных данных, показатели прототипа</w:t>
             </w:r>
           </w:p>
         </w:tc>
@@ -2734,7 +2734,7 @@
                 <w:i w:val="0"/>
                 <w:sz w:val="24"/>
               </w:rPr>
-              <w:t>Расчёт выгоды</w:t>
+              <w:t>Особенности разработки</w:t>
             </w:r>
           </w:p>
         </w:tc>
@@ -2760,7 +2760,7 @@
                 <w:i w:val="0"/>
                 <w:sz w:val="24"/>
               </w:rPr>
-              <w:t>Пример расчёта окупаемости для типового ресторана</w:t>
+              <w:t>Принятые технические решения рекомендательного ядра</w:t>
             </w:r>
           </w:p>
         </w:tc>
@@ -2814,7 +2814,7 @@
                 <w:i w:val="0"/>
                 <w:sz w:val="24"/>
               </w:rPr>
-              <w:t>Условия пилота</w:t>
+              <w:t>Изображения продукта</w:t>
             </w:r>
           </w:p>
         </w:tc>
@@ -2840,7 +2840,7 @@
                 <w:i w:val="0"/>
                 <w:sz w:val="24"/>
               </w:rPr>
-              <w:t>Условия участия в пилотном внедрении</w:t>
+              <w:t>Схемы платформы и экраны интерфейса официанта</w:t>
             </w:r>
           </w:p>
         </w:tc>
@@ -2894,7 +2894,7 @@
                 <w:i w:val="0"/>
                 <w:sz w:val="24"/>
               </w:rPr>
-              <w:t>Цена</w:t>
+              <w:t>Подвал</w:t>
             </w:r>
           </w:p>
         </w:tc>
@@ -2920,247 +2920,7 @@
                 <w:i w:val="0"/>
                 <w:sz w:val="24"/>
               </w:rPr>
-              <w:t>Стоимость подписки</w:t>
-            </w:r>
-          </w:p>
-        </w:tc>
-      </w:tr>
-      <w:tr>
-        <w:tc>
-          <w:tcPr>
-            <w:tcW w:type="dxa" w:w="3009"/>
-          </w:tcPr>
-          <w:p>
-            <w:pPr>
-              <w:spacing w:line="240" w:lineRule="auto" w:before="0" w:after="0"/>
-              <w:ind w:firstLine="0" w:left="0" w:right="0"/>
-              <w:jc w:val="left"/>
-            </w:pPr>
-            <w:r>
-              <w:rPr>
-                <w:sz w:val="24"/>
-              </w:rPr>
-            </w:r>
-            <w:r>
-              <w:rPr>
-                <w:rFonts w:ascii="Times New Roman" w:hAnsi="Times New Roman" w:cs="Times New Roman" w:eastAsia="Times New Roman"/>
-                <w:b w:val="0"/>
-                <w:i w:val="0"/>
-                <w:sz w:val="24"/>
-              </w:rPr>
-              <w:t>7</w:t>
-            </w:r>
-          </w:p>
-        </w:tc>
-        <w:tc>
-          <w:tcPr>
-            <w:tcW w:type="dxa" w:w="3009"/>
-          </w:tcPr>
-          <w:p>
-            <w:pPr>
-              <w:spacing w:line="240" w:lineRule="auto" w:before="0" w:after="0"/>
-              <w:ind w:firstLine="0" w:left="0" w:right="0"/>
-              <w:jc w:val="left"/>
-            </w:pPr>
-            <w:r>
-              <w:rPr>
-                <w:sz w:val="24"/>
-              </w:rPr>
-            </w:r>
-            <w:r>
-              <w:rPr>
-                <w:rFonts w:ascii="Times New Roman" w:hAnsi="Times New Roman" w:cs="Times New Roman" w:eastAsia="Times New Roman"/>
-                <w:b w:val="0"/>
-                <w:i w:val="0"/>
-                <w:sz w:val="24"/>
-              </w:rPr>
-              <w:t>Частые вопросы</w:t>
-            </w:r>
-          </w:p>
-        </w:tc>
-        <w:tc>
-          <w:tcPr>
-            <w:tcW w:type="dxa" w:w="3009"/>
-          </w:tcPr>
-          <w:p>
-            <w:pPr>
-              <w:spacing w:line="240" w:lineRule="auto" w:before="0" w:after="0"/>
-              <w:ind w:firstLine="0" w:left="0" w:right="0"/>
-              <w:jc w:val="left"/>
-            </w:pPr>
-            <w:r>
-              <w:rPr>
-                <w:sz w:val="24"/>
-              </w:rPr>
-            </w:r>
-            <w:r>
-              <w:rPr>
-                <w:rFonts w:ascii="Times New Roman" w:hAnsi="Times New Roman" w:cs="Times New Roman" w:eastAsia="Times New Roman"/>
-                <w:b w:val="0"/>
-                <w:i w:val="0"/>
-                <w:sz w:val="24"/>
-              </w:rPr>
-              <w:t>Ответы на типовые вопросы, включая защиту персональных данных</w:t>
-            </w:r>
-          </w:p>
-        </w:tc>
-      </w:tr>
-      <w:tr>
-        <w:tc>
-          <w:tcPr>
-            <w:tcW w:type="dxa" w:w="3009"/>
-          </w:tcPr>
-          <w:p>
-            <w:pPr>
-              <w:spacing w:line="240" w:lineRule="auto" w:before="0" w:after="0"/>
-              <w:ind w:firstLine="0" w:left="0" w:right="0"/>
-              <w:jc w:val="left"/>
-            </w:pPr>
-            <w:r>
-              <w:rPr>
-                <w:sz w:val="24"/>
-              </w:rPr>
-            </w:r>
-            <w:r>
-              <w:rPr>
-                <w:rFonts w:ascii="Times New Roman" w:hAnsi="Times New Roman" w:cs="Times New Roman" w:eastAsia="Times New Roman"/>
-                <w:b w:val="0"/>
-                <w:i w:val="0"/>
-                <w:sz w:val="24"/>
-              </w:rPr>
-              <w:t>8</w:t>
-            </w:r>
-          </w:p>
-        </w:tc>
-        <w:tc>
-          <w:tcPr>
-            <w:tcW w:type="dxa" w:w="3009"/>
-          </w:tcPr>
-          <w:p>
-            <w:pPr>
-              <w:spacing w:line="240" w:lineRule="auto" w:before="0" w:after="0"/>
-              <w:ind w:firstLine="0" w:left="0" w:right="0"/>
-              <w:jc w:val="left"/>
-            </w:pPr>
-            <w:r>
-              <w:rPr>
-                <w:sz w:val="24"/>
-              </w:rPr>
-            </w:r>
-            <w:r>
-              <w:rPr>
-                <w:rFonts w:ascii="Times New Roman" w:hAnsi="Times New Roman" w:cs="Times New Roman" w:eastAsia="Times New Roman"/>
-                <w:b w:val="0"/>
-                <w:i w:val="0"/>
-                <w:sz w:val="24"/>
-              </w:rPr>
-              <w:t>Кому подходит</w:t>
-            </w:r>
-          </w:p>
-        </w:tc>
-        <w:tc>
-          <w:tcPr>
-            <w:tcW w:type="dxa" w:w="3009"/>
-          </w:tcPr>
-          <w:p>
-            <w:pPr>
-              <w:spacing w:line="240" w:lineRule="auto" w:before="0" w:after="0"/>
-              <w:ind w:firstLine="0" w:left="0" w:right="0"/>
-              <w:jc w:val="left"/>
-            </w:pPr>
-            <w:r>
-              <w:rPr>
-                <w:sz w:val="24"/>
-              </w:rPr>
-            </w:r>
-            <w:r>
-              <w:rPr>
-                <w:rFonts w:ascii="Times New Roman" w:hAnsi="Times New Roman" w:cs="Times New Roman" w:eastAsia="Times New Roman"/>
-                <w:b w:val="0"/>
-                <w:i w:val="0"/>
-                <w:sz w:val="24"/>
-              </w:rPr>
-              <w:t>Критерии применимости продукта</w:t>
-            </w:r>
-          </w:p>
-        </w:tc>
-      </w:tr>
-      <w:tr>
-        <w:tc>
-          <w:tcPr>
-            <w:tcW w:type="dxa" w:w="3009"/>
-          </w:tcPr>
-          <w:p>
-            <w:pPr>
-              <w:spacing w:line="240" w:lineRule="auto" w:before="0" w:after="0"/>
-              <w:ind w:firstLine="0" w:left="0" w:right="0"/>
-              <w:jc w:val="left"/>
-            </w:pPr>
-            <w:r>
-              <w:rPr>
-                <w:sz w:val="24"/>
-              </w:rPr>
-            </w:r>
-            <w:r>
-              <w:rPr>
-                <w:rFonts w:ascii="Times New Roman" w:hAnsi="Times New Roman" w:cs="Times New Roman" w:eastAsia="Times New Roman"/>
-                <w:b w:val="0"/>
-                <w:i w:val="0"/>
-                <w:sz w:val="24"/>
-              </w:rPr>
-              <w:t>9</w:t>
-            </w:r>
-          </w:p>
-        </w:tc>
-        <w:tc>
-          <w:tcPr>
-            <w:tcW w:type="dxa" w:w="3009"/>
-          </w:tcPr>
-          <w:p>
-            <w:pPr>
-              <w:spacing w:line="240" w:lineRule="auto" w:before="0" w:after="0"/>
-              <w:ind w:firstLine="0" w:left="0" w:right="0"/>
-              <w:jc w:val="left"/>
-            </w:pPr>
-            <w:r>
-              <w:rPr>
-                <w:sz w:val="24"/>
-              </w:rPr>
-            </w:r>
-            <w:r>
-              <w:rPr>
-                <w:rFonts w:ascii="Times New Roman" w:hAnsi="Times New Roman" w:cs="Times New Roman" w:eastAsia="Times New Roman"/>
-                <w:b w:val="0"/>
-                <w:i w:val="0"/>
-                <w:sz w:val="24"/>
-              </w:rPr>
-              <w:t>Финальный призыв</w:t>
-            </w:r>
-          </w:p>
-        </w:tc>
-        <w:tc>
-          <w:tcPr>
-            <w:tcW w:type="dxa" w:w="3009"/>
-          </w:tcPr>
-          <w:p>
-            <w:pPr>
-              <w:spacing w:line="240" w:lineRule="auto" w:before="0" w:after="0"/>
-              <w:ind w:firstLine="0" w:left="0" w:right="0"/>
-              <w:jc w:val="left"/>
-            </w:pPr>
-            <w:r>
-              <w:rPr>
-                <w:sz w:val="24"/>
-              </w:rPr>
-            </w:r>
-            <w:r>
-              <w:rPr>
-                <w:rFonts w:ascii="Times New Roman" w:hAnsi="Times New Roman" w:cs="Times New Roman" w:eastAsia="Times New Roman"/>
-                <w:b w:val="0"/>
-                <w:i w:val="0"/>
-                <w:sz w:val="24"/>
-              </w:rPr>
-              <w:t>Повторное предложение обратиться</w:t>
+              <w:t>Отметка о поддержке Фонда, реквизиты ООО «Бусторан», контакты</w:t>
             </w:r>
           </w:p>
         </w:tc>
@@ -3182,20 +2942,36 @@
       <w:r>
         <w:rPr>
           <w:rFonts w:ascii="Times New Roman" w:hAnsi="Times New Roman" w:cs="Times New Roman" w:eastAsia="Times New Roman"/>
+          <w:b w:val="0"/>
+          <w:i w:val="0"/>
+          <w:sz w:val="28"/>
+        </w:rPr>
+        <w:t>Показатели прототипа приведены на странице в том виде, в котором они получены при проверке моделей: доля корректных рекомендаций для гостя с историей заказов, для гостя с единственным визитом и для гостя с тремя визитами, с указанием целевого значения и условий измерения (раздел 1.5). Отдельно указано, что данные прототипа синтетические. Изображения экранов интерфейса официанта сняты с работающего прототипа.</w:t>
+      </w:r>
+    </w:p>
+    <w:p>
+      <w:pPr>
+        <w:spacing w:line="360" w:lineRule="auto" w:before="0" w:after="0"/>
+        <w:ind w:firstLine="709" w:left="0" w:right="0"/>
+        <w:jc w:val="both"/>
+      </w:pPr>
+      <w:r>
+        <w:rPr>
+          <w:rFonts w:ascii="Times New Roman" w:hAnsi="Times New Roman" w:cs="Times New Roman" w:eastAsia="Times New Roman"/>
           <w:b/>
           <w:i w:val="0"/>
           <w:sz w:val="28"/>
         </w:rPr>
-        <w:t>Страница проекта</w:t>
-      </w:r>
-      <w:r>
-        <w:rPr>
-          <w:rFonts w:ascii="Times New Roman" w:hAnsi="Times New Roman" w:cs="Times New Roman" w:eastAsia="Times New Roman"/>
-          <w:b w:val="0"/>
-          <w:i w:val="0"/>
-          <w:sz w:val="28"/>
-        </w:rPr>
-        <w:t xml:space="preserve"> (https://boostaurant.ru/project) содержит сведения о разработке.</w:t>
+        <w:t>Главная страница</w:t>
+      </w:r>
+      <w:r>
+        <w:rPr>
+          <w:rFonts w:ascii="Times New Roman" w:hAnsi="Times New Roman" w:cs="Times New Roman" w:eastAsia="Times New Roman"/>
+          <w:b w:val="0"/>
+          <w:i w:val="0"/>
+          <w:sz w:val="28"/>
+        </w:rPr>
+        <w:t xml:space="preserve"> (https://www.boostaurant.ru/) адресована владельцам и управляющим ресторанами и содержит условия пилотного внедрения.</w:t>
       </w:r>
     </w:p>
     <w:p>
@@ -3212,7 +2988,7 @@
           <w:i w:val="0"/>
           <w:sz w:val="28"/>
         </w:rPr>
-        <w:t>Таблица 2 – Структура страницы проекта</w:t>
+        <w:t>Таблица 2 – Структура главной страницы</w:t>
       </w:r>
     </w:p>
     <w:tbl>
@@ -3278,7 +3054,7 @@
                 <w:i w:val="0"/>
                 <w:sz w:val="24"/>
               </w:rPr>
-              <w:t>Раздел</w:t>
+              <w:t>Блок</w:t>
             </w:r>
           </w:p>
         </w:tc>
@@ -3359,7 +3135,7 @@
                 <w:i w:val="0"/>
                 <w:sz w:val="24"/>
               </w:rPr>
-              <w:t>Аннотация</w:t>
+              <w:t>Обложка</w:t>
             </w:r>
           </w:p>
         </w:tc>
@@ -3385,7 +3161,7 @@
                 <w:i w:val="0"/>
                 <w:sz w:val="24"/>
               </w:rPr>
-              <w:t>Назначение продукта, область применения, состояние разработки</w:t>
+              <w:t>Наименование и краткое описание продукта, ссылка для обращения</w:t>
             </w:r>
           </w:p>
         </w:tc>
@@ -3439,7 +3215,7 @@
                 <w:i w:val="0"/>
                 <w:sz w:val="24"/>
               </w:rPr>
-              <w:t>Технические характеристики</w:t>
+              <w:t>Проблема</w:t>
             </w:r>
           </w:p>
         </w:tc>
@@ -3465,7 +3241,7 @@
                 <w:i w:val="0"/>
                 <w:sz w:val="24"/>
               </w:rPr>
-              <w:t>Состав платформы, используемые технологии, требования к серверу, состав обрабатываемых персональных данных</w:t>
+              <w:t>Разрыв между данными ресторана и информированностью официанта</w:t>
             </w:r>
           </w:p>
         </w:tc>
@@ -3519,7 +3295,7 @@
                 <w:i w:val="0"/>
                 <w:sz w:val="24"/>
               </w:rPr>
-              <w:t>Показатели прототипа</w:t>
+              <w:t>Как это работает</w:t>
             </w:r>
           </w:p>
         </w:tc>
@@ -3545,7 +3321,7 @@
                 <w:i w:val="0"/>
                 <w:sz w:val="24"/>
               </w:rPr>
-              <w:t>Точность рекомендаций для гостей с историей заказов и для новых гостей</w:t>
+              <w:t>Три шага работы официанта с ботом</w:t>
             </w:r>
           </w:p>
         </w:tc>
@@ -3599,7 +3375,7 @@
                 <w:i w:val="0"/>
                 <w:sz w:val="24"/>
               </w:rPr>
-              <w:t>Особенности разработки</w:t>
+              <w:t>Расчёт выгоды</w:t>
             </w:r>
           </w:p>
         </w:tc>
@@ -3625,7 +3401,7 @@
                 <w:i w:val="0"/>
                 <w:sz w:val="24"/>
               </w:rPr>
-              <w:t>Принятые технические решения рекомендательного ядра</w:t>
+              <w:t>Пример расчёта окупаемости для типового ресторана</w:t>
             </w:r>
           </w:p>
         </w:tc>
@@ -3679,7 +3455,7 @@
                 <w:i w:val="0"/>
                 <w:sz w:val="24"/>
               </w:rPr>
-              <w:t>Схемы</w:t>
+              <w:t>Условия пилота</w:t>
             </w:r>
           </w:p>
         </w:tc>
@@ -3705,7 +3481,7 @@
                 <w:i w:val="0"/>
                 <w:sz w:val="24"/>
               </w:rPr>
-              <w:t>Архитектура платформы, схема базы данных, схема определения гостя по номеру столика</w:t>
+              <w:t>Условия участия в пилотном внедрении</w:t>
             </w:r>
           </w:p>
         </w:tc>
@@ -3759,7 +3535,7 @@
                 <w:i w:val="0"/>
                 <w:sz w:val="24"/>
               </w:rPr>
-              <w:t>Интерфейс официанта</w:t>
+              <w:t>Цена</w:t>
             </w:r>
           </w:p>
         </w:tc>
@@ -3785,7 +3561,247 @@
                 <w:i w:val="0"/>
                 <w:sz w:val="24"/>
               </w:rPr>
-              <w:t>Экраны бота: главное меню, профиль гостя, рекомендации, заметка, исключение аллергенов</w:t>
+              <w:t>Стоимость подписки</w:t>
+            </w:r>
+          </w:p>
+        </w:tc>
+      </w:tr>
+      <w:tr>
+        <w:tc>
+          <w:tcPr>
+            <w:tcW w:type="dxa" w:w="3009"/>
+          </w:tcPr>
+          <w:p>
+            <w:pPr>
+              <w:spacing w:line="240" w:lineRule="auto" w:before="0" w:after="0"/>
+              <w:ind w:firstLine="0" w:left="0" w:right="0"/>
+              <w:jc w:val="left"/>
+            </w:pPr>
+            <w:r>
+              <w:rPr>
+                <w:sz w:val="24"/>
+              </w:rPr>
+            </w:r>
+            <w:r>
+              <w:rPr>
+                <w:rFonts w:ascii="Times New Roman" w:hAnsi="Times New Roman" w:cs="Times New Roman" w:eastAsia="Times New Roman"/>
+                <w:b w:val="0"/>
+                <w:i w:val="0"/>
+                <w:sz w:val="24"/>
+              </w:rPr>
+              <w:t>7</w:t>
+            </w:r>
+          </w:p>
+        </w:tc>
+        <w:tc>
+          <w:tcPr>
+            <w:tcW w:type="dxa" w:w="3009"/>
+          </w:tcPr>
+          <w:p>
+            <w:pPr>
+              <w:spacing w:line="240" w:lineRule="auto" w:before="0" w:after="0"/>
+              <w:ind w:firstLine="0" w:left="0" w:right="0"/>
+              <w:jc w:val="left"/>
+            </w:pPr>
+            <w:r>
+              <w:rPr>
+                <w:sz w:val="24"/>
+              </w:rPr>
+            </w:r>
+            <w:r>
+              <w:rPr>
+                <w:rFonts w:ascii="Times New Roman" w:hAnsi="Times New Roman" w:cs="Times New Roman" w:eastAsia="Times New Roman"/>
+                <w:b w:val="0"/>
+                <w:i w:val="0"/>
+                <w:sz w:val="24"/>
+              </w:rPr>
+              <w:t>Частые вопросы</w:t>
+            </w:r>
+          </w:p>
+        </w:tc>
+        <w:tc>
+          <w:tcPr>
+            <w:tcW w:type="dxa" w:w="3009"/>
+          </w:tcPr>
+          <w:p>
+            <w:pPr>
+              <w:spacing w:line="240" w:lineRule="auto" w:before="0" w:after="0"/>
+              <w:ind w:firstLine="0" w:left="0" w:right="0"/>
+              <w:jc w:val="left"/>
+            </w:pPr>
+            <w:r>
+              <w:rPr>
+                <w:sz w:val="24"/>
+              </w:rPr>
+            </w:r>
+            <w:r>
+              <w:rPr>
+                <w:rFonts w:ascii="Times New Roman" w:hAnsi="Times New Roman" w:cs="Times New Roman" w:eastAsia="Times New Roman"/>
+                <w:b w:val="0"/>
+                <w:i w:val="0"/>
+                <w:sz w:val="24"/>
+              </w:rPr>
+              <w:t>Ответы на типовые вопросы, включая защиту персональных данных</w:t>
+            </w:r>
+          </w:p>
+        </w:tc>
+      </w:tr>
+      <w:tr>
+        <w:tc>
+          <w:tcPr>
+            <w:tcW w:type="dxa" w:w="3009"/>
+          </w:tcPr>
+          <w:p>
+            <w:pPr>
+              <w:spacing w:line="240" w:lineRule="auto" w:before="0" w:after="0"/>
+              <w:ind w:firstLine="0" w:left="0" w:right="0"/>
+              <w:jc w:val="left"/>
+            </w:pPr>
+            <w:r>
+              <w:rPr>
+                <w:sz w:val="24"/>
+              </w:rPr>
+            </w:r>
+            <w:r>
+              <w:rPr>
+                <w:rFonts w:ascii="Times New Roman" w:hAnsi="Times New Roman" w:cs="Times New Roman" w:eastAsia="Times New Roman"/>
+                <w:b w:val="0"/>
+                <w:i w:val="0"/>
+                <w:sz w:val="24"/>
+              </w:rPr>
+              <w:t>8</w:t>
+            </w:r>
+          </w:p>
+        </w:tc>
+        <w:tc>
+          <w:tcPr>
+            <w:tcW w:type="dxa" w:w="3009"/>
+          </w:tcPr>
+          <w:p>
+            <w:pPr>
+              <w:spacing w:line="240" w:lineRule="auto" w:before="0" w:after="0"/>
+              <w:ind w:firstLine="0" w:left="0" w:right="0"/>
+              <w:jc w:val="left"/>
+            </w:pPr>
+            <w:r>
+              <w:rPr>
+                <w:sz w:val="24"/>
+              </w:rPr>
+            </w:r>
+            <w:r>
+              <w:rPr>
+                <w:rFonts w:ascii="Times New Roman" w:hAnsi="Times New Roman" w:cs="Times New Roman" w:eastAsia="Times New Roman"/>
+                <w:b w:val="0"/>
+                <w:i w:val="0"/>
+                <w:sz w:val="24"/>
+              </w:rPr>
+              <w:t>Кому подходит</w:t>
+            </w:r>
+          </w:p>
+        </w:tc>
+        <w:tc>
+          <w:tcPr>
+            <w:tcW w:type="dxa" w:w="3009"/>
+          </w:tcPr>
+          <w:p>
+            <w:pPr>
+              <w:spacing w:line="240" w:lineRule="auto" w:before="0" w:after="0"/>
+              <w:ind w:firstLine="0" w:left="0" w:right="0"/>
+              <w:jc w:val="left"/>
+            </w:pPr>
+            <w:r>
+              <w:rPr>
+                <w:sz w:val="24"/>
+              </w:rPr>
+            </w:r>
+            <w:r>
+              <w:rPr>
+                <w:rFonts w:ascii="Times New Roman" w:hAnsi="Times New Roman" w:cs="Times New Roman" w:eastAsia="Times New Roman"/>
+                <w:b w:val="0"/>
+                <w:i w:val="0"/>
+                <w:sz w:val="24"/>
+              </w:rPr>
+              <w:t>Критерии применимости продукта</w:t>
+            </w:r>
+          </w:p>
+        </w:tc>
+      </w:tr>
+      <w:tr>
+        <w:tc>
+          <w:tcPr>
+            <w:tcW w:type="dxa" w:w="3009"/>
+          </w:tcPr>
+          <w:p>
+            <w:pPr>
+              <w:spacing w:line="240" w:lineRule="auto" w:before="0" w:after="0"/>
+              <w:ind w:firstLine="0" w:left="0" w:right="0"/>
+              <w:jc w:val="left"/>
+            </w:pPr>
+            <w:r>
+              <w:rPr>
+                <w:sz w:val="24"/>
+              </w:rPr>
+            </w:r>
+            <w:r>
+              <w:rPr>
+                <w:rFonts w:ascii="Times New Roman" w:hAnsi="Times New Roman" w:cs="Times New Roman" w:eastAsia="Times New Roman"/>
+                <w:b w:val="0"/>
+                <w:i w:val="0"/>
+                <w:sz w:val="24"/>
+              </w:rPr>
+              <w:t>9</w:t>
+            </w:r>
+          </w:p>
+        </w:tc>
+        <w:tc>
+          <w:tcPr>
+            <w:tcW w:type="dxa" w:w="3009"/>
+          </w:tcPr>
+          <w:p>
+            <w:pPr>
+              <w:spacing w:line="240" w:lineRule="auto" w:before="0" w:after="0"/>
+              <w:ind w:firstLine="0" w:left="0" w:right="0"/>
+              <w:jc w:val="left"/>
+            </w:pPr>
+            <w:r>
+              <w:rPr>
+                <w:sz w:val="24"/>
+              </w:rPr>
+            </w:r>
+            <w:r>
+              <w:rPr>
+                <w:rFonts w:ascii="Times New Roman" w:hAnsi="Times New Roman" w:cs="Times New Roman" w:eastAsia="Times New Roman"/>
+                <w:b w:val="0"/>
+                <w:i w:val="0"/>
+                <w:sz w:val="24"/>
+              </w:rPr>
+              <w:t>Финальный призыв</w:t>
+            </w:r>
+          </w:p>
+        </w:tc>
+        <w:tc>
+          <w:tcPr>
+            <w:tcW w:type="dxa" w:w="3009"/>
+          </w:tcPr>
+          <w:p>
+            <w:pPr>
+              <w:spacing w:line="240" w:lineRule="auto" w:before="0" w:after="0"/>
+              <w:ind w:firstLine="0" w:left="0" w:right="0"/>
+              <w:jc w:val="left"/>
+            </w:pPr>
+            <w:r>
+              <w:rPr>
+                <w:sz w:val="24"/>
+              </w:rPr>
+            </w:r>
+            <w:r>
+              <w:rPr>
+                <w:rFonts w:ascii="Times New Roman" w:hAnsi="Times New Roman" w:cs="Times New Roman" w:eastAsia="Times New Roman"/>
+                <w:b w:val="0"/>
+                <w:i w:val="0"/>
+                <w:sz w:val="24"/>
+              </w:rPr>
+              <w:t>Повторное предложение обратиться</w:t>
             </w:r>
           </w:p>
         </w:tc>
@@ -3811,6 +3827,22 @@
           <w:i w:val="0"/>
           <w:sz w:val="28"/>
         </w:rPr>
+        <w:t>Единственное целевое действие главной страницы – обращение к представителю проекта в мессенджере. Формы обратной связи и поля ввода контактных данных не размещались: на этапе набора пилотных ресторанов каждое обращение обрабатывается индивидуально.</w:t>
+      </w:r>
+    </w:p>
+    <w:p>
+      <w:pPr>
+        <w:spacing w:line="360" w:lineRule="auto" w:before="0" w:after="0"/>
+        <w:ind w:firstLine="709" w:left="0" w:right="0"/>
+        <w:jc w:val="both"/>
+      </w:pPr>
+      <w:r>
+        <w:rPr>
+          <w:rFonts w:ascii="Times New Roman" w:hAnsi="Times New Roman" w:cs="Times New Roman" w:eastAsia="Times New Roman"/>
+          <w:b w:val="0"/>
+          <w:i w:val="0"/>
+          <w:sz w:val="28"/>
+        </w:rPr>
         <w:t>Обе страницы содержат сведения о поддержке проекта Фондом содействия инновациям и реквизиты ООО «Бусторан».</w:t>
       </w:r>
     </w:p>
@@ -4187,7 +4219,7 @@
         <w:drawing>
           <wp:inline xmlns:a="http://schemas.openxmlformats.org/drawingml/2006/main" xmlns:pic="http://schemas.openxmlformats.org/drawingml/2006/picture">
             <wp:extent cx="5760000" cy="5174326"/>
-            <wp:docPr id="5" name="Picture 5"/>
+            <wp:docPr id="13" name="Picture 13"/>
             <wp:cNvGraphicFramePr>
               <a:graphicFrameLocks noChangeAspect="1"/>
             </wp:cNvGraphicFramePr>
@@ -4199,7 +4231,7 @@
                     <pic:cNvPicPr/>
                   </pic:nvPicPr>
                   <pic:blipFill>
-                    <a:blip r:embed="rId8"/>
+                    <a:blip r:embed="rId9"/>
                     <a:stretch>
                       <a:fillRect/>
                     </a:stretch>
@@ -4494,7 +4526,7 @@
           <w:i w:val="0"/>
           <w:sz w:val="28"/>
         </w:rPr>
-        <w:t>База данных представлена в приложении А к данному отчёту: приведены описание структуры таблиц на языке SQL и фрагмент содержимого базы по каждой из таблиц.</w:t>
+        <w:t>Дамп базы данных представлен в приложении А к данному отчёту.</w:t>
       </w:r>
     </w:p>
     <w:p>
@@ -4640,8 +4672,8 @@
           <w:szCs w:val="28"/>
         </w:rPr>
         <w:sectPr>
-          <w:footerReference w:type="default" r:id="rId9"/>
-          <w:footerReference w:type="first" r:id="rId10"/>
+          <w:footerReference w:type="default" r:id="rId10"/>
+          <w:footerReference w:type="first" r:id="rId11"/>
           <w:pgSz w:w="11906" w:h="16838"/>
           <w:pgMar w:top="1440" w:right="1440" w:bottom="1440" w:left="1440" w:header="708" w:footer="708" w:gutter="0"/>
           <w:pgNumType w:start="2"/>
@@ -4659,7 +4691,7 @@
           <w:szCs w:val="28"/>
         </w:rPr>
       </w:pPr>
-      <w:bookmarkStart w:id="10" w:name="_Toc238908469"/>
+      <w:bookmarkStart w:id="9" w:name="_Toc238908469"/>
       <w:r>
         <w:rPr>
           <w:b w:val="0"/>
@@ -4677,7 +4709,7 @@
         </w:rPr>
         <w:t>Разработка архитектуры цифровой платформы предиктивной персонализации клиентского обслуживания в общепите</w:t>
       </w:r>
-      <w:bookmarkEnd w:id="10"/>
+      <w:bookmarkEnd w:id="9"/>
     </w:p>
     <w:p>
       <w:pPr>
@@ -4739,7 +4771,7 @@
         <w:drawing>
           <wp:inline xmlns:a="http://schemas.openxmlformats.org/drawingml/2006/main" xmlns:pic="http://schemas.openxmlformats.org/drawingml/2006/picture">
             <wp:extent cx="5760000" cy="7852216"/>
-            <wp:docPr id="6" name="Picture 6"/>
+            <wp:docPr id="14" name="Picture 14"/>
             <wp:cNvGraphicFramePr>
               <a:graphicFrameLocks noChangeAspect="1"/>
             </wp:cNvGraphicFramePr>
@@ -4751,7 +4783,7 @@
                     <pic:cNvPicPr/>
                   </pic:nvPicPr>
                   <pic:blipFill>
-                    <a:blip r:embed="rId11"/>
+                    <a:blip r:embed="rId12"/>
                     <a:stretch>
                       <a:fillRect/>
                     </a:stretch>
@@ -5696,7 +5728,7 @@
           <w:szCs w:val="28"/>
         </w:rPr>
         <w:sectPr>
-          <w:footerReference w:type="default" r:id="rId12"/>
+          <w:footerReference w:type="default" r:id="rId13"/>
           <w:pgSz w:w="11906" w:h="16838"/>
           <w:pgMar w:top="1440" w:right="1440" w:bottom="1440" w:left="1440" w:header="708" w:footer="708" w:gutter="0"/>
           <w:cols w:space="708"/>
@@ -5713,9 +5745,9 @@
           <w:szCs w:val="28"/>
         </w:rPr>
       </w:pPr>
-      <w:bookmarkStart w:id="14" w:name="_1.4_Разработка_интеграции"/>
-      <w:bookmarkStart w:id="15" w:name="_Toc238908470"/>
-      <w:bookmarkEnd w:id="14"/>
+      <w:bookmarkStart w:id="10" w:name="_1.4_Разработка_интеграции"/>
+      <w:bookmarkStart w:id="11" w:name="_Toc238908470"/>
+      <w:bookmarkEnd w:id="10"/>
       <w:r>
         <w:rPr>
           <w:b w:val="0"/>
@@ -5766,7 +5798,7 @@
         </w:rPr>
         <w:t>bnovo</w:t>
       </w:r>
-      <w:bookmarkEnd w:id="15"/>
+      <w:bookmarkEnd w:id="11"/>
       <w:proofErr w:type="spellEnd"/>
     </w:p>
     <w:p>
@@ -6574,7 +6606,7 @@
         <w:drawing>
           <wp:inline xmlns:a="http://schemas.openxmlformats.org/drawingml/2006/main" xmlns:pic="http://schemas.openxmlformats.org/drawingml/2006/picture">
             <wp:extent cx="5760000" cy="7528971"/>
-            <wp:docPr id="7" name="Picture 7"/>
+            <wp:docPr id="15" name="Picture 15"/>
             <wp:cNvGraphicFramePr>
               <a:graphicFrameLocks noChangeAspect="1"/>
             </wp:cNvGraphicFramePr>
@@ -6586,7 +6618,7 @@
                     <pic:cNvPicPr/>
                   </pic:nvPicPr>
                   <pic:blipFill>
-                    <a:blip r:embed="rId13"/>
+                    <a:blip r:embed="rId14"/>
                     <a:stretch>
                       <a:fillRect/>
                     </a:stretch>
@@ -7008,9 +7040,9 @@
           <w:szCs w:val="28"/>
         </w:rPr>
       </w:pPr>
-      <w:bookmarkStart w:id="17" w:name="_1.5_Создание_цифровой"/>
-      <w:bookmarkStart w:id="18" w:name="_Toc238908471"/>
-      <w:bookmarkEnd w:id="17"/>
+      <w:bookmarkStart w:id="12" w:name="_1.5_Создание_цифровой"/>
+      <w:bookmarkStart w:id="13" w:name="_Toc238908471"/>
+      <w:bookmarkEnd w:id="12"/>
       <w:r>
         <w:rPr>
           <w:b w:val="0"/>
@@ -7031,7 +7063,7 @@
         </w:rPr>
         <w:t>Создание цифровой платформы для персонализации обслуживания в ресторанах с посадочными местами.</w:t>
       </w:r>
-      <w:bookmarkEnd w:id="18"/>
+      <w:bookmarkEnd w:id="13"/>
     </w:p>
     <w:p>
       <w:pPr>
@@ -8371,7 +8403,7 @@
           <w:sz w:val="28"/>
         </w:rPr>
       </w:pPr>
-      <w:bookmarkStart w:id="19" w:name="_Toc238908472"/>
+      <w:bookmarkStart w:id="14" w:name="_Toc238908472"/>
       <w:r>
         <w:rPr>
           <w:b w:val="0"/>
@@ -8379,7 +8411,7 @@
         </w:rPr>
         <w:t>ЗАКЛЮЧЕНИЕ</w:t>
       </w:r>
-      <w:bookmarkEnd w:id="19"/>
+      <w:bookmarkEnd w:id="14"/>
     </w:p>
     <w:p>
       <w:pPr>
@@ -11185,6 +11217,18 @@
       <w:shd w:val="clear" w:color="auto" w:fill="E1DFDD"/>
     </w:rPr>
   </w:style>
+  <w:style w:type="character" w:styleId="FollowedHyperlink">
+    <w:name w:val="FollowedHyperlink"/>
+    <w:basedOn w:val="DefaultParagraphFont"/>
+    <w:uiPriority w:val="99"/>
+    <w:semiHidden/>
+    <w:unhideWhenUsed/>
+    <w:rsid w:val="00AC329C"/>
+    <w:rPr>
+      <w:color w:val="954F72" w:themeColor="followedHyperlink"/>
+      <w:u w:val="single"/>
+    </w:rPr>
+  </w:style>
 </w:styles>
 </file>
 

--- a/Отчет_заполненный.docx
+++ b/Отчет_заполненный.docx
@@ -1926,6 +1926,7 @@
         </w:numPr>
         <w:spacing w:after="0" w:line="360" w:lineRule="auto"/>
         <w:ind w:left="0" w:firstLine="709"/>
+        <w:jc w:val="both"/>
         <w:rPr>
           <w:rFonts w:ascii="Times New Roman" w:hAnsi="Times New Roman" w:cs="Times New Roman"/>
           <w:sz w:val="28"/>
@@ -1968,6 +1969,7 @@
         </w:numPr>
         <w:spacing w:after="0" w:line="360" w:lineRule="auto"/>
         <w:ind w:left="0" w:firstLine="709"/>
+        <w:jc w:val="both"/>
         <w:rPr>
           <w:rFonts w:ascii="Times New Roman" w:hAnsi="Times New Roman" w:cs="Times New Roman"/>
           <w:sz w:val="28"/>
@@ -1992,6 +1994,7 @@
         </w:numPr>
         <w:spacing w:after="0" w:line="360" w:lineRule="auto"/>
         <w:ind w:left="0" w:firstLine="709"/>
+        <w:jc w:val="both"/>
         <w:rPr>
           <w:rFonts w:ascii="Times New Roman" w:hAnsi="Times New Roman" w:cs="Times New Roman"/>
           <w:sz w:val="28"/>
@@ -2016,6 +2019,7 @@
         </w:numPr>
         <w:spacing w:after="0" w:line="360" w:lineRule="auto"/>
         <w:ind w:left="0" w:firstLine="709"/>
+        <w:jc w:val="both"/>
         <w:rPr>
           <w:rFonts w:ascii="Times New Roman" w:hAnsi="Times New Roman" w:cs="Times New Roman"/>
           <w:sz w:val="28"/>
@@ -2076,6 +2080,7 @@
         </w:numPr>
         <w:spacing w:after="0" w:line="360" w:lineRule="auto"/>
         <w:ind w:left="0" w:firstLine="709"/>
+        <w:jc w:val="both"/>
         <w:rPr>
           <w:rFonts w:ascii="Times New Roman" w:hAnsi="Times New Roman" w:cs="Times New Roman"/>
           <w:sz w:val="28"/>
@@ -8832,7 +8837,7 @@
     <w:p>
       <w:pPr>
         <w:pStyle w:val="BodyTextIndent"/>
-        <w:ind w:firstLine="720"/>
+        <w:ind w:firstLine="709"/>
         <w:rPr>
           <w:sz w:val="28"/>
           <w:szCs w:val="28"/>
